--- a/documentation.docx
+++ b/documentation.docx
@@ -49,7 +49,23 @@
           <w:sz w:val="32"/>
           <w:szCs w:val="32"/>
         </w:rPr>
-        <w:t>Dipro Department</w:t>
+        <w:t>D</w:t>
+      </w:r>
+      <w:r>
+        <w:rPr>
+          <w:rFonts w:ascii="Times New Roman" w:hAnsi="Times New Roman" w:cs="Times New Roman"/>
+          <w:sz w:val="32"/>
+          <w:szCs w:val="32"/>
+        </w:rPr>
+        <w:t>IPRO</w:t>
+      </w:r>
+      <w:r>
+        <w:rPr>
+          <w:rFonts w:ascii="Times New Roman" w:hAnsi="Times New Roman" w:cs="Times New Roman"/>
+          <w:sz w:val="32"/>
+          <w:szCs w:val="32"/>
+        </w:rPr>
+        <w:t xml:space="preserve"> Department</w:t>
       </w:r>
       <w:r>
         <w:rPr>
@@ -113,53 +129,8 @@
           <w:sz w:val="32"/>
           <w:szCs w:val="32"/>
         </w:rPr>
-        <w:t xml:space="preserve"> </w:t>
-      </w:r>
-      <w:r>
-        <w:rPr>
-          <w:rFonts w:ascii="Times New Roman" w:hAnsi="Times New Roman" w:cs="Times New Roman"/>
-          <w:sz w:val="32"/>
-          <w:szCs w:val="32"/>
-        </w:rPr>
-        <w:t xml:space="preserve">of a concerned District of a State </w:t>
-      </w:r>
-      <w:r>
-        <w:rPr>
-          <w:rFonts w:ascii="Times New Roman" w:hAnsi="Times New Roman" w:cs="Times New Roman"/>
-          <w:sz w:val="32"/>
-          <w:szCs w:val="32"/>
-        </w:rPr>
-        <w:t xml:space="preserve">and automatically all the news will be forwarded to </w:t>
-      </w:r>
-      <w:r>
-        <w:rPr>
-          <w:rFonts w:ascii="Times New Roman" w:hAnsi="Times New Roman" w:cs="Times New Roman"/>
-          <w:sz w:val="32"/>
-          <w:szCs w:val="32"/>
-        </w:rPr>
-        <w:t xml:space="preserve">concerned District </w:t>
-      </w:r>
-      <w:r>
-        <w:rPr>
-          <w:rFonts w:ascii="Times New Roman" w:hAnsi="Times New Roman" w:cs="Times New Roman"/>
-          <w:sz w:val="32"/>
-          <w:szCs w:val="32"/>
-        </w:rPr>
-        <w:t>DC.</w:t>
-      </w:r>
-    </w:p>
-    <w:p>
-      <w:pPr>
-        <w:pStyle w:val="ListParagraph"/>
-        <w:spacing w:line="240" w:lineRule="auto"/>
-        <w:ind w:left="0"/>
-        <w:jc w:val="both"/>
-        <w:rPr>
-          <w:rFonts w:ascii="Times New Roman" w:hAnsi="Times New Roman" w:cs="Times New Roman"/>
-          <w:sz w:val="32"/>
-          <w:szCs w:val="32"/>
-        </w:rPr>
-      </w:pPr>
+        <w:t>.</w:t>
+      </w:r>
     </w:p>
     <w:p>
       <w:pPr>
@@ -183,220 +154,40 @@
           <w:sz w:val="32"/>
           <w:szCs w:val="32"/>
         </w:rPr>
-        <w:t xml:space="preserve">After </w:t>
-      </w:r>
-      <w:r>
-        <w:rPr>
-          <w:rFonts w:ascii="Times New Roman" w:hAnsi="Times New Roman" w:cs="Times New Roman"/>
-          <w:sz w:val="32"/>
-          <w:szCs w:val="32"/>
-        </w:rPr>
-        <w:t>that</w:t>
-      </w:r>
-      <w:r>
-        <w:rPr>
-          <w:rFonts w:ascii="Times New Roman" w:hAnsi="Times New Roman" w:cs="Times New Roman"/>
-          <w:sz w:val="32"/>
-          <w:szCs w:val="32"/>
-        </w:rPr>
-        <w:t>,</w:t>
-      </w:r>
-    </w:p>
-    <w:p>
-      <w:pPr>
-        <w:pStyle w:val="ListParagraph"/>
-        <w:numPr>
-          <w:ilvl w:val="1"/>
-          <w:numId w:val="2"/>
-        </w:numPr>
-        <w:spacing w:line="240" w:lineRule="auto"/>
-        <w:ind w:left="0" w:firstLine="0"/>
-        <w:jc w:val="both"/>
-        <w:rPr>
-          <w:rFonts w:ascii="Times New Roman" w:hAnsi="Times New Roman" w:cs="Times New Roman"/>
-          <w:sz w:val="32"/>
-          <w:szCs w:val="32"/>
-        </w:rPr>
-      </w:pPr>
-      <w:r>
-        <w:rPr>
-          <w:rFonts w:ascii="Times New Roman" w:hAnsi="Times New Roman" w:cs="Times New Roman"/>
-          <w:sz w:val="32"/>
-          <w:szCs w:val="32"/>
-        </w:rPr>
-        <w:t>If news is related to concerned</w:t>
-      </w:r>
-      <w:r>
-        <w:rPr>
-          <w:rFonts w:ascii="Times New Roman" w:hAnsi="Times New Roman" w:cs="Times New Roman"/>
-          <w:sz w:val="32"/>
-          <w:szCs w:val="32"/>
-        </w:rPr>
-        <w:t xml:space="preserve"> D</w:t>
-      </w:r>
-      <w:r>
-        <w:rPr>
-          <w:rFonts w:ascii="Times New Roman" w:hAnsi="Times New Roman" w:cs="Times New Roman"/>
-          <w:sz w:val="32"/>
-          <w:szCs w:val="32"/>
-        </w:rPr>
-        <w:t xml:space="preserve">istrict than, </w:t>
-      </w:r>
-      <w:r>
-        <w:rPr>
-          <w:rFonts w:ascii="Times New Roman" w:hAnsi="Times New Roman" w:cs="Times New Roman"/>
-          <w:sz w:val="32"/>
-          <w:szCs w:val="32"/>
-        </w:rPr>
-        <w:t>concerned DC</w:t>
-      </w:r>
-      <w:r>
-        <w:rPr>
-          <w:rFonts w:ascii="Times New Roman" w:hAnsi="Times New Roman" w:cs="Times New Roman"/>
-          <w:sz w:val="32"/>
-          <w:szCs w:val="32"/>
-        </w:rPr>
-        <w:t xml:space="preserve"> or </w:t>
-      </w:r>
-      <w:r>
-        <w:rPr>
-          <w:rFonts w:ascii="Times New Roman" w:hAnsi="Times New Roman" w:cs="Times New Roman"/>
-          <w:sz w:val="32"/>
-          <w:szCs w:val="32"/>
-        </w:rPr>
-        <w:t>D</w:t>
-      </w:r>
-      <w:r>
-        <w:rPr>
-          <w:rFonts w:ascii="Times New Roman" w:hAnsi="Times New Roman" w:cs="Times New Roman"/>
-          <w:sz w:val="32"/>
-          <w:szCs w:val="32"/>
-        </w:rPr>
-        <w:t xml:space="preserve">epartment takes necessary action on that news and gives the comments / remarks / action on that </w:t>
-      </w:r>
-      <w:r>
-        <w:rPr>
-          <w:rFonts w:ascii="Times New Roman" w:hAnsi="Times New Roman" w:cs="Times New Roman"/>
-          <w:sz w:val="32"/>
-          <w:szCs w:val="32"/>
-        </w:rPr>
-        <w:t>news.</w:t>
-      </w:r>
-    </w:p>
-    <w:p>
-      <w:pPr>
-        <w:pStyle w:val="ListParagraph"/>
-        <w:spacing w:line="240" w:lineRule="auto"/>
-        <w:ind w:left="0"/>
-        <w:jc w:val="both"/>
-        <w:rPr>
-          <w:rFonts w:ascii="Times New Roman" w:hAnsi="Times New Roman" w:cs="Times New Roman"/>
-          <w:sz w:val="32"/>
-          <w:szCs w:val="32"/>
-        </w:rPr>
-      </w:pPr>
-    </w:p>
-    <w:p>
-      <w:pPr>
-        <w:pStyle w:val="ListParagraph"/>
-        <w:numPr>
-          <w:ilvl w:val="1"/>
-          <w:numId w:val="2"/>
-        </w:numPr>
-        <w:spacing w:line="240" w:lineRule="auto"/>
-        <w:ind w:left="0" w:firstLine="0"/>
-        <w:jc w:val="both"/>
-        <w:rPr>
-          <w:rFonts w:ascii="Times New Roman" w:hAnsi="Times New Roman" w:cs="Times New Roman"/>
-          <w:sz w:val="32"/>
-          <w:szCs w:val="32"/>
-        </w:rPr>
-      </w:pPr>
-      <w:r>
-        <w:rPr>
-          <w:rFonts w:ascii="Times New Roman" w:hAnsi="Times New Roman" w:cs="Times New Roman"/>
-          <w:sz w:val="32"/>
-          <w:szCs w:val="32"/>
-        </w:rPr>
-        <w:t xml:space="preserve">If news is related to other </w:t>
-      </w:r>
-      <w:r>
-        <w:rPr>
-          <w:rFonts w:ascii="Times New Roman" w:hAnsi="Times New Roman" w:cs="Times New Roman"/>
-          <w:sz w:val="32"/>
-          <w:szCs w:val="32"/>
-        </w:rPr>
-        <w:t>D</w:t>
-      </w:r>
-      <w:r>
-        <w:rPr>
-          <w:rFonts w:ascii="Times New Roman" w:hAnsi="Times New Roman" w:cs="Times New Roman"/>
-          <w:sz w:val="32"/>
-          <w:szCs w:val="32"/>
-        </w:rPr>
-        <w:t>ist</w:t>
-      </w:r>
-      <w:r>
-        <w:rPr>
-          <w:rFonts w:ascii="Times New Roman" w:hAnsi="Times New Roman" w:cs="Times New Roman"/>
-          <w:sz w:val="32"/>
-          <w:szCs w:val="32"/>
-        </w:rPr>
-        <w:t>r</w:t>
-      </w:r>
-      <w:r>
-        <w:rPr>
-          <w:rFonts w:ascii="Times New Roman" w:hAnsi="Times New Roman" w:cs="Times New Roman"/>
-          <w:sz w:val="32"/>
-          <w:szCs w:val="32"/>
-        </w:rPr>
-        <w:t xml:space="preserve">ict than, only those news which are </w:t>
-      </w:r>
-      <w:r>
-        <w:rPr>
-          <w:rFonts w:ascii="Times New Roman" w:hAnsi="Times New Roman" w:cs="Times New Roman"/>
-          <w:sz w:val="32"/>
-          <w:szCs w:val="32"/>
-        </w:rPr>
-        <w:t>forwarded to other District DC</w:t>
-      </w:r>
-      <w:r>
-        <w:rPr>
-          <w:rFonts w:ascii="Times New Roman" w:hAnsi="Times New Roman" w:cs="Times New Roman"/>
-          <w:sz w:val="32"/>
-          <w:szCs w:val="32"/>
-        </w:rPr>
-        <w:t xml:space="preserve"> only those news will be seen in dashboard with their comments / remarks / action</w:t>
-      </w:r>
-      <w:r>
-        <w:rPr>
-          <w:rFonts w:ascii="Times New Roman" w:hAnsi="Times New Roman" w:cs="Times New Roman"/>
-          <w:sz w:val="32"/>
-          <w:szCs w:val="32"/>
-        </w:rPr>
-        <w:t xml:space="preserve"> given by D</w:t>
-      </w:r>
-      <w:r>
-        <w:rPr>
-          <w:rFonts w:ascii="Times New Roman" w:hAnsi="Times New Roman" w:cs="Times New Roman"/>
-          <w:sz w:val="32"/>
-          <w:szCs w:val="32"/>
-        </w:rPr>
-        <w:t>epartment.</w:t>
-      </w:r>
-    </w:p>
-    <w:p>
-      <w:pPr>
-        <w:pStyle w:val="ListParagraph"/>
-        <w:spacing w:line="240" w:lineRule="auto"/>
-        <w:ind w:left="0"/>
-        <w:jc w:val="both"/>
-        <w:rPr>
-          <w:rFonts w:ascii="Times New Roman" w:hAnsi="Times New Roman" w:cs="Times New Roman"/>
-          <w:sz w:val="32"/>
-          <w:szCs w:val="32"/>
-        </w:rPr>
-      </w:pPr>
+        <w:t>Every morning at 9:00 AM</w:t>
+      </w:r>
+      <w:r>
+        <w:rPr>
+          <w:rFonts w:ascii="Times New Roman" w:hAnsi="Times New Roman" w:cs="Times New Roman"/>
+          <w:sz w:val="32"/>
+          <w:szCs w:val="32"/>
+        </w:rPr>
+        <w:t xml:space="preserve"> </w:t>
+      </w:r>
+      <w:r>
+        <w:rPr>
+          <w:rFonts w:ascii="Times New Roman" w:hAnsi="Times New Roman" w:cs="Times New Roman"/>
+          <w:sz w:val="32"/>
+          <w:szCs w:val="32"/>
+        </w:rPr>
+        <w:t xml:space="preserve">automatically all the news will be forwarded to </w:t>
+      </w:r>
+      <w:r>
+        <w:rPr>
+          <w:rFonts w:ascii="Times New Roman" w:hAnsi="Times New Roman" w:cs="Times New Roman"/>
+          <w:sz w:val="32"/>
+          <w:szCs w:val="32"/>
+        </w:rPr>
+        <w:t xml:space="preserve">concerned District </w:t>
+      </w:r>
+      <w:r>
+        <w:rPr>
+          <w:rFonts w:ascii="Times New Roman" w:hAnsi="Times New Roman" w:cs="Times New Roman"/>
+          <w:sz w:val="32"/>
+          <w:szCs w:val="32"/>
+        </w:rPr>
+        <w:t>DC.</w:t>
+      </w:r>
     </w:p>
     <w:p>
       <w:pPr>
@@ -420,6 +211,268 @@
           <w:sz w:val="32"/>
           <w:szCs w:val="32"/>
         </w:rPr>
+        <w:t xml:space="preserve">After </w:t>
+      </w:r>
+      <w:r>
+        <w:rPr>
+          <w:rFonts w:ascii="Times New Roman" w:hAnsi="Times New Roman" w:cs="Times New Roman"/>
+          <w:sz w:val="32"/>
+          <w:szCs w:val="32"/>
+        </w:rPr>
+        <w:t>that</w:t>
+      </w:r>
+      <w:r>
+        <w:rPr>
+          <w:rFonts w:ascii="Times New Roman" w:hAnsi="Times New Roman" w:cs="Times New Roman"/>
+          <w:sz w:val="32"/>
+          <w:szCs w:val="32"/>
+        </w:rPr>
+        <w:t>,</w:t>
+      </w:r>
+    </w:p>
+    <w:p>
+      <w:pPr>
+        <w:pStyle w:val="ListParagraph"/>
+        <w:numPr>
+          <w:ilvl w:val="2"/>
+          <w:numId w:val="2"/>
+        </w:numPr>
+        <w:spacing w:line="240" w:lineRule="auto"/>
+        <w:jc w:val="both"/>
+        <w:rPr>
+          <w:rFonts w:ascii="Times New Roman" w:hAnsi="Times New Roman" w:cs="Times New Roman"/>
+          <w:sz w:val="32"/>
+          <w:szCs w:val="32"/>
+        </w:rPr>
+      </w:pPr>
+      <w:r>
+        <w:rPr>
+          <w:rFonts w:ascii="Times New Roman" w:hAnsi="Times New Roman" w:cs="Times New Roman"/>
+          <w:sz w:val="32"/>
+          <w:szCs w:val="32"/>
+        </w:rPr>
+        <w:t>If news is related to concerned</w:t>
+      </w:r>
+      <w:r>
+        <w:rPr>
+          <w:rFonts w:ascii="Times New Roman" w:hAnsi="Times New Roman" w:cs="Times New Roman"/>
+          <w:sz w:val="32"/>
+          <w:szCs w:val="32"/>
+        </w:rPr>
+        <w:t xml:space="preserve"> D</w:t>
+      </w:r>
+      <w:r>
+        <w:rPr>
+          <w:rFonts w:ascii="Times New Roman" w:hAnsi="Times New Roman" w:cs="Times New Roman"/>
+          <w:sz w:val="32"/>
+          <w:szCs w:val="32"/>
+        </w:rPr>
+        <w:t xml:space="preserve">istrict than, </w:t>
+      </w:r>
+      <w:r>
+        <w:rPr>
+          <w:rFonts w:ascii="Times New Roman" w:hAnsi="Times New Roman" w:cs="Times New Roman"/>
+          <w:sz w:val="32"/>
+          <w:szCs w:val="32"/>
+        </w:rPr>
+        <w:t>concerned DC</w:t>
+      </w:r>
+      <w:r>
+        <w:rPr>
+          <w:rFonts w:ascii="Times New Roman" w:hAnsi="Times New Roman" w:cs="Times New Roman"/>
+          <w:sz w:val="32"/>
+          <w:szCs w:val="32"/>
+        </w:rPr>
+        <w:t xml:space="preserve"> </w:t>
+      </w:r>
+      <w:r>
+        <w:rPr>
+          <w:rFonts w:ascii="Times New Roman" w:hAnsi="Times New Roman" w:cs="Times New Roman"/>
+          <w:sz w:val="32"/>
+          <w:szCs w:val="32"/>
+        </w:rPr>
+        <w:t xml:space="preserve">forward it to concerned </w:t>
+      </w:r>
+      <w:r>
+        <w:rPr>
+          <w:rFonts w:ascii="Times New Roman" w:hAnsi="Times New Roman" w:cs="Times New Roman"/>
+          <w:sz w:val="32"/>
+          <w:szCs w:val="32"/>
+        </w:rPr>
+        <w:t>D</w:t>
+      </w:r>
+      <w:r>
+        <w:rPr>
+          <w:rFonts w:ascii="Times New Roman" w:hAnsi="Times New Roman" w:cs="Times New Roman"/>
+          <w:sz w:val="32"/>
+          <w:szCs w:val="32"/>
+        </w:rPr>
+        <w:t xml:space="preserve">epartment </w:t>
+      </w:r>
+      <w:r>
+        <w:rPr>
+          <w:rFonts w:ascii="Times New Roman" w:hAnsi="Times New Roman" w:cs="Times New Roman"/>
+          <w:sz w:val="32"/>
+          <w:szCs w:val="32"/>
+        </w:rPr>
+        <w:t xml:space="preserve">of that District </w:t>
+      </w:r>
+      <w:r>
+        <w:rPr>
+          <w:rFonts w:ascii="Times New Roman" w:hAnsi="Times New Roman" w:cs="Times New Roman"/>
+          <w:sz w:val="32"/>
+          <w:szCs w:val="32"/>
+        </w:rPr>
+        <w:t xml:space="preserve">with comments </w:t>
+      </w:r>
+      <w:r>
+        <w:rPr>
+          <w:rFonts w:ascii="Times New Roman" w:hAnsi="Times New Roman" w:cs="Times New Roman"/>
+          <w:sz w:val="32"/>
+          <w:szCs w:val="32"/>
+        </w:rPr>
+        <w:t xml:space="preserve">/ remarks and Department </w:t>
+      </w:r>
+      <w:r>
+        <w:rPr>
+          <w:rFonts w:ascii="Times New Roman" w:hAnsi="Times New Roman" w:cs="Times New Roman"/>
+          <w:sz w:val="32"/>
+          <w:szCs w:val="32"/>
+        </w:rPr>
+        <w:t>takes necessary action on that news and gives the comments / remarks / action</w:t>
+      </w:r>
+      <w:r>
+        <w:rPr>
+          <w:rFonts w:ascii="Times New Roman" w:hAnsi="Times New Roman" w:cs="Times New Roman"/>
+          <w:sz w:val="32"/>
+          <w:szCs w:val="32"/>
+        </w:rPr>
+        <w:t>.</w:t>
+      </w:r>
+    </w:p>
+    <w:p>
+      <w:pPr>
+        <w:pStyle w:val="ListParagraph"/>
+        <w:spacing w:line="240" w:lineRule="auto"/>
+        <w:ind w:left="2160"/>
+        <w:jc w:val="both"/>
+        <w:rPr>
+          <w:rFonts w:ascii="Times New Roman" w:hAnsi="Times New Roman" w:cs="Times New Roman"/>
+          <w:sz w:val="32"/>
+          <w:szCs w:val="32"/>
+        </w:rPr>
+      </w:pPr>
+    </w:p>
+    <w:p>
+      <w:pPr>
+        <w:pStyle w:val="ListParagraph"/>
+        <w:numPr>
+          <w:ilvl w:val="2"/>
+          <w:numId w:val="2"/>
+        </w:numPr>
+        <w:spacing w:line="240" w:lineRule="auto"/>
+        <w:jc w:val="both"/>
+        <w:rPr>
+          <w:rFonts w:ascii="Times New Roman" w:hAnsi="Times New Roman" w:cs="Times New Roman"/>
+          <w:sz w:val="32"/>
+          <w:szCs w:val="32"/>
+        </w:rPr>
+      </w:pPr>
+      <w:r>
+        <w:rPr>
+          <w:rFonts w:ascii="Times New Roman" w:hAnsi="Times New Roman" w:cs="Times New Roman"/>
+          <w:sz w:val="32"/>
+          <w:szCs w:val="32"/>
+        </w:rPr>
+        <w:t xml:space="preserve">If news is related to other </w:t>
+      </w:r>
+      <w:r>
+        <w:rPr>
+          <w:rFonts w:ascii="Times New Roman" w:hAnsi="Times New Roman" w:cs="Times New Roman"/>
+          <w:sz w:val="32"/>
+          <w:szCs w:val="32"/>
+        </w:rPr>
+        <w:t>D</w:t>
+      </w:r>
+      <w:r>
+        <w:rPr>
+          <w:rFonts w:ascii="Times New Roman" w:hAnsi="Times New Roman" w:cs="Times New Roman"/>
+          <w:sz w:val="32"/>
+          <w:szCs w:val="32"/>
+        </w:rPr>
+        <w:t>ist</w:t>
+      </w:r>
+      <w:r>
+        <w:rPr>
+          <w:rFonts w:ascii="Times New Roman" w:hAnsi="Times New Roman" w:cs="Times New Roman"/>
+          <w:sz w:val="32"/>
+          <w:szCs w:val="32"/>
+        </w:rPr>
+        <w:t>r</w:t>
+      </w:r>
+      <w:r>
+        <w:rPr>
+          <w:rFonts w:ascii="Times New Roman" w:hAnsi="Times New Roman" w:cs="Times New Roman"/>
+          <w:sz w:val="32"/>
+          <w:szCs w:val="32"/>
+        </w:rPr>
+        <w:t xml:space="preserve">ict than, only </w:t>
+      </w:r>
+      <w:r>
+        <w:rPr>
+          <w:rFonts w:ascii="Times New Roman" w:hAnsi="Times New Roman" w:cs="Times New Roman"/>
+          <w:sz w:val="32"/>
+          <w:szCs w:val="32"/>
+        </w:rPr>
+        <w:t>that news</w:t>
+      </w:r>
+      <w:r>
+        <w:rPr>
+          <w:rFonts w:ascii="Times New Roman" w:hAnsi="Times New Roman" w:cs="Times New Roman"/>
+          <w:sz w:val="32"/>
+          <w:szCs w:val="32"/>
+        </w:rPr>
+        <w:t xml:space="preserve"> </w:t>
+      </w:r>
+      <w:r>
+        <w:rPr>
+          <w:rFonts w:ascii="Times New Roman" w:hAnsi="Times New Roman" w:cs="Times New Roman"/>
+          <w:sz w:val="32"/>
+          <w:szCs w:val="32"/>
+        </w:rPr>
+        <w:t>forwarded to other District DC</w:t>
+      </w:r>
+      <w:r>
+        <w:rPr>
+          <w:rFonts w:ascii="Times New Roman" w:hAnsi="Times New Roman" w:cs="Times New Roman"/>
+          <w:sz w:val="32"/>
+          <w:szCs w:val="32"/>
+        </w:rPr>
+        <w:t>.</w:t>
+      </w:r>
+    </w:p>
+    <w:p>
+      <w:pPr>
+        <w:pStyle w:val="ListParagraph"/>
+        <w:numPr>
+          <w:ilvl w:val="0"/>
+          <w:numId w:val="2"/>
+        </w:numPr>
+        <w:spacing w:line="240" w:lineRule="auto"/>
+        <w:ind w:left="0" w:firstLine="0"/>
+        <w:jc w:val="both"/>
+        <w:rPr>
+          <w:rFonts w:ascii="Times New Roman" w:hAnsi="Times New Roman" w:cs="Times New Roman"/>
+          <w:sz w:val="32"/>
+          <w:szCs w:val="32"/>
+        </w:rPr>
+      </w:pPr>
+      <w:r>
+        <w:rPr>
+          <w:rFonts w:ascii="Times New Roman" w:hAnsi="Times New Roman" w:cs="Times New Roman"/>
+          <w:sz w:val="32"/>
+          <w:szCs w:val="32"/>
+        </w:rPr>
         <w:t>A D</w:t>
       </w:r>
       <w:r>
@@ -635,7 +688,27 @@
           <w:sz w:val="32"/>
           <w:szCs w:val="32"/>
         </w:rPr>
-        <w:t>Work Flow:-</w:t>
+        <w:t xml:space="preserve">Use Case </w:t>
+      </w:r>
+      <w:r>
+        <w:rPr>
+          <w:rFonts w:ascii="Times New Roman" w:hAnsi="Times New Roman" w:cs="Times New Roman"/>
+          <w:b/>
+          <w:bCs/>
+          <w:sz w:val="32"/>
+          <w:szCs w:val="32"/>
+        </w:rPr>
+        <w:t>Diagram</w:t>
+      </w:r>
+      <w:r>
+        <w:rPr>
+          <w:rFonts w:ascii="Times New Roman" w:hAnsi="Times New Roman" w:cs="Times New Roman"/>
+          <w:b/>
+          <w:bCs/>
+          <w:sz w:val="32"/>
+          <w:szCs w:val="32"/>
+        </w:rPr>
+        <w:t>: -</w:t>
       </w:r>
     </w:p>
     <w:p>
@@ -658,9 +731,9 @@
         </w:rPr>
         <w:drawing>
           <wp:inline distT="0" distB="0" distL="0" distR="0">
-            <wp:extent cx="6724650" cy="3886200"/>
-            <wp:effectExtent l="19050" t="0" r="0" b="0"/>
-            <wp:docPr id="2" name="Picture 1" descr="Flow Chart.png"/>
+            <wp:extent cx="6750685" cy="3337560"/>
+            <wp:effectExtent l="0" t="0" r="0" b="0"/>
+            <wp:docPr id="4" name="Picture 4"/>
             <wp:cNvGraphicFramePr>
               <a:graphicFrameLocks xmlns:a="http://schemas.openxmlformats.org/drawingml/2006/main" noChangeAspect="1"/>
             </wp:cNvGraphicFramePr>
@@ -668,12 +741,17 @@
               <a:graphicData uri="http://schemas.openxmlformats.org/drawingml/2006/picture">
                 <pic:pic xmlns:pic="http://schemas.openxmlformats.org/drawingml/2006/picture">
                   <pic:nvPicPr>
-                    <pic:cNvPr id="0" name="Flow Chart.png"/>
+                    <pic:cNvPr id="4" name="pressportal.jpg"/>
                     <pic:cNvPicPr/>
                   </pic:nvPicPr>
                   <pic:blipFill>
-                    <a:blip r:embed="rId5"/>
-                    <a:srcRect l="2825" t="3951" r="2684" b="3704"/>
+                    <a:blip r:embed="rId5">
+                      <a:extLst>
+                        <a:ext uri="{28A0092B-C50C-407E-A947-70E740481C1C}">
+                          <a14:useLocalDpi xmlns:a14="http://schemas.microsoft.com/office/drawing/2010/main" val="0"/>
+                        </a:ext>
+                      </a:extLst>
+                    </a:blip>
                     <a:stretch>
                       <a:fillRect/>
                     </a:stretch>
@@ -681,7 +759,7 @@
                   <pic:spPr>
                     <a:xfrm>
                       <a:off x="0" y="0"/>
-                      <a:ext cx="6724650" cy="3886200"/>
+                      <a:ext cx="6750685" cy="3337560"/>
                     </a:xfrm>
                     <a:prstGeom prst="rect">
                       <a:avLst/>
@@ -693,48 +771,271 @@
           </wp:inline>
         </w:drawing>
       </w:r>
-    </w:p>
-    <w:p>
-      <w:pPr>
-        <w:jc w:val="both"/>
-        <w:rPr>
-          <w:rFonts w:ascii="Times New Roman" w:hAnsi="Times New Roman" w:cs="Times New Roman"/>
-          <w:sz w:val="32"/>
-          <w:szCs w:val="32"/>
-        </w:rPr>
-      </w:pPr>
-    </w:p>
-    <w:p>
-      <w:pPr>
-        <w:jc w:val="both"/>
-        <w:rPr>
-          <w:rFonts w:ascii="Times New Roman" w:hAnsi="Times New Roman" w:cs="Times New Roman"/>
-          <w:b/>
-          <w:bCs/>
-          <w:sz w:val="32"/>
-          <w:szCs w:val="32"/>
-        </w:rPr>
-      </w:pPr>
-      <w:r>
-        <w:rPr>
-          <w:rFonts w:ascii="Times New Roman" w:hAnsi="Times New Roman" w:cs="Times New Roman"/>
-          <w:b/>
-          <w:bCs/>
-          <w:sz w:val="32"/>
-          <w:szCs w:val="32"/>
-        </w:rPr>
-        <w:softHyphen/>
-      </w:r>
-      <w:r>
-        <w:rPr>
-          <w:rFonts w:ascii="Times New Roman" w:hAnsi="Times New Roman" w:cs="Times New Roman"/>
-          <w:b/>
-          <w:bCs/>
-          <w:sz w:val="32"/>
-          <w:szCs w:val="32"/>
-        </w:rPr>
-        <w:softHyphen/>
-      </w:r>
+      <w:r>
+        <w:rPr>
+          <w:rFonts w:ascii="Times New Roman" w:hAnsi="Times New Roman" w:cs="Times New Roman"/>
+          <w:sz w:val="32"/>
+          <w:szCs w:val="32"/>
+        </w:rPr>
+        <w:t xml:space="preserve"> </w:t>
+      </w:r>
+    </w:p>
+    <w:p>
+      <w:pPr>
+        <w:jc w:val="both"/>
+        <w:rPr>
+          <w:rFonts w:ascii="Times New Roman" w:hAnsi="Times New Roman" w:cs="Times New Roman"/>
+          <w:b/>
+          <w:bCs/>
+          <w:sz w:val="32"/>
+          <w:szCs w:val="32"/>
+        </w:rPr>
+      </w:pPr>
+    </w:p>
+    <w:p>
+      <w:pPr>
+        <w:jc w:val="both"/>
+        <w:rPr>
+          <w:rFonts w:ascii="Times New Roman" w:hAnsi="Times New Roman" w:cs="Times New Roman"/>
+          <w:b/>
+          <w:bCs/>
+          <w:sz w:val="32"/>
+          <w:szCs w:val="32"/>
+        </w:rPr>
+      </w:pPr>
+    </w:p>
+    <w:p>
+      <w:pPr>
+        <w:jc w:val="both"/>
+        <w:rPr>
+          <w:rFonts w:ascii="Times New Roman" w:hAnsi="Times New Roman" w:cs="Times New Roman"/>
+          <w:b/>
+          <w:bCs/>
+          <w:sz w:val="32"/>
+          <w:szCs w:val="32"/>
+        </w:rPr>
+      </w:pPr>
+    </w:p>
+    <w:p>
+      <w:pPr>
+        <w:jc w:val="both"/>
+        <w:rPr>
+          <w:rFonts w:ascii="Times New Roman" w:hAnsi="Times New Roman" w:cs="Times New Roman"/>
+          <w:b/>
+          <w:bCs/>
+          <w:sz w:val="32"/>
+          <w:szCs w:val="32"/>
+        </w:rPr>
+      </w:pPr>
+      <w:r>
+        <w:rPr>
+          <w:rFonts w:ascii="Times New Roman" w:hAnsi="Times New Roman" w:cs="Times New Roman"/>
+          <w:b/>
+          <w:bCs/>
+          <w:sz w:val="32"/>
+          <w:szCs w:val="32"/>
+        </w:rPr>
+        <w:lastRenderedPageBreak/>
+        <w:t xml:space="preserve">Work </w:t>
+      </w:r>
+      <w:proofErr w:type="gramStart"/>
+      <w:r>
+        <w:rPr>
+          <w:rFonts w:ascii="Times New Roman" w:hAnsi="Times New Roman" w:cs="Times New Roman"/>
+          <w:b/>
+          <w:bCs/>
+          <w:sz w:val="32"/>
+          <w:szCs w:val="32"/>
+        </w:rPr>
+        <w:t>Flow:-</w:t>
+      </w:r>
+      <w:proofErr w:type="gramEnd"/>
+    </w:p>
+    <w:p>
+      <w:pPr>
+        <w:jc w:val="both"/>
+        <w:rPr>
+          <w:rFonts w:ascii="Times New Roman" w:hAnsi="Times New Roman" w:cs="Times New Roman"/>
+          <w:b/>
+          <w:bCs/>
+          <w:sz w:val="32"/>
+          <w:szCs w:val="32"/>
+        </w:rPr>
+      </w:pPr>
+      <w:r>
+        <w:rPr>
+          <w:rFonts w:ascii="Times New Roman" w:hAnsi="Times New Roman" w:cs="Times New Roman"/>
+          <w:b/>
+          <w:bCs/>
+          <w:noProof/>
+          <w:sz w:val="32"/>
+          <w:szCs w:val="32"/>
+          <w:lang w:val="en-IN" w:eastAsia="en-IN" w:bidi="hi-IN"/>
+        </w:rPr>
+        <w:drawing>
+          <wp:inline distT="0" distB="0" distL="0" distR="0">
+            <wp:extent cx="6408420" cy="3351530"/>
+            <wp:effectExtent l="0" t="0" r="0" b="0"/>
+            <wp:docPr id="2" name="Picture 2"/>
+            <wp:cNvGraphicFramePr>
+              <a:graphicFrameLocks xmlns:a="http://schemas.openxmlformats.org/drawingml/2006/main" noChangeAspect="1"/>
+            </wp:cNvGraphicFramePr>
+            <a:graphic xmlns:a="http://schemas.openxmlformats.org/drawingml/2006/main">
+              <a:graphicData uri="http://schemas.openxmlformats.org/drawingml/2006/picture">
+                <pic:pic xmlns:pic="http://schemas.openxmlformats.org/drawingml/2006/picture">
+                  <pic:nvPicPr>
+                    <pic:cNvPr id="2" name="pressportal-Work Flow.jpg"/>
+                    <pic:cNvPicPr/>
+                  </pic:nvPicPr>
+                  <pic:blipFill>
+                    <a:blip r:embed="rId6">
+                      <a:extLst>
+                        <a:ext uri="{28A0092B-C50C-407E-A947-70E740481C1C}">
+                          <a14:useLocalDpi xmlns:a14="http://schemas.microsoft.com/office/drawing/2010/main" val="0"/>
+                        </a:ext>
+                      </a:extLst>
+                    </a:blip>
+                    <a:stretch>
+                      <a:fillRect/>
+                    </a:stretch>
+                  </pic:blipFill>
+                  <pic:spPr>
+                    <a:xfrm>
+                      <a:off x="0" y="0"/>
+                      <a:ext cx="6450458" cy="3373515"/>
+                    </a:xfrm>
+                    <a:prstGeom prst="rect">
+                      <a:avLst/>
+                    </a:prstGeom>
+                  </pic:spPr>
+                </pic:pic>
+              </a:graphicData>
+            </a:graphic>
+          </wp:inline>
+        </w:drawing>
+      </w:r>
+    </w:p>
+    <w:p>
+      <w:pPr>
+        <w:jc w:val="both"/>
+        <w:rPr>
+          <w:rFonts w:ascii="Times New Roman" w:hAnsi="Times New Roman" w:cs="Times New Roman"/>
+          <w:b/>
+          <w:bCs/>
+          <w:sz w:val="32"/>
+          <w:szCs w:val="32"/>
+        </w:rPr>
+      </w:pPr>
+      <w:r>
+        <w:rPr>
+          <w:rFonts w:ascii="Times New Roman" w:hAnsi="Times New Roman" w:cs="Times New Roman"/>
+          <w:b/>
+          <w:bCs/>
+          <w:sz w:val="32"/>
+          <w:szCs w:val="32"/>
+        </w:rPr>
+        <w:t xml:space="preserve">Flow Chart of </w:t>
+      </w:r>
+      <w:proofErr w:type="gramStart"/>
+      <w:r>
+        <w:rPr>
+          <w:rFonts w:ascii="Times New Roman" w:hAnsi="Times New Roman" w:cs="Times New Roman"/>
+          <w:b/>
+          <w:bCs/>
+          <w:sz w:val="32"/>
+          <w:szCs w:val="32"/>
+        </w:rPr>
+        <w:t>Login:-</w:t>
+      </w:r>
+      <w:proofErr w:type="gramEnd"/>
+    </w:p>
+    <w:p>
+      <w:pPr>
+        <w:jc w:val="both"/>
+        <w:rPr>
+          <w:rFonts w:ascii="Times New Roman" w:hAnsi="Times New Roman" w:cs="Times New Roman"/>
+          <w:b/>
+          <w:bCs/>
+          <w:sz w:val="32"/>
+          <w:szCs w:val="32"/>
+        </w:rPr>
+      </w:pPr>
+      <w:r>
+        <w:rPr>
+          <w:rFonts w:ascii="Times New Roman" w:hAnsi="Times New Roman" w:cs="Times New Roman"/>
+          <w:b/>
+          <w:bCs/>
+          <w:noProof/>
+          <w:sz w:val="32"/>
+          <w:szCs w:val="32"/>
+          <w:lang w:val="en-IN" w:eastAsia="en-IN" w:bidi="hi-IN"/>
+        </w:rPr>
+        <w:drawing>
+          <wp:inline distT="0" distB="0" distL="0" distR="0">
+            <wp:extent cx="6789420" cy="4969100"/>
+            <wp:effectExtent l="0" t="0" r="0" b="0"/>
+            <wp:docPr id="5" name="Picture 5"/>
+            <wp:cNvGraphicFramePr>
+              <a:graphicFrameLocks xmlns:a="http://schemas.openxmlformats.org/drawingml/2006/main" noChangeAspect="1"/>
+            </wp:cNvGraphicFramePr>
+            <a:graphic xmlns:a="http://schemas.openxmlformats.org/drawingml/2006/main">
+              <a:graphicData uri="http://schemas.openxmlformats.org/drawingml/2006/picture">
+                <pic:pic xmlns:pic="http://schemas.openxmlformats.org/drawingml/2006/picture">
+                  <pic:nvPicPr>
+                    <pic:cNvPr id="5" name="pressportal-Login Page FlowChart.jpg"/>
+                    <pic:cNvPicPr/>
+                  </pic:nvPicPr>
+                  <pic:blipFill>
+                    <a:blip r:embed="rId7">
+                      <a:extLst>
+                        <a:ext uri="{28A0092B-C50C-407E-A947-70E740481C1C}">
+                          <a14:useLocalDpi xmlns:a14="http://schemas.microsoft.com/office/drawing/2010/main" val="0"/>
+                        </a:ext>
+                      </a:extLst>
+                    </a:blip>
+                    <a:stretch>
+                      <a:fillRect/>
+                    </a:stretch>
+                  </pic:blipFill>
+                  <pic:spPr>
+                    <a:xfrm>
+                      <a:off x="0" y="0"/>
+                      <a:ext cx="6820995" cy="4992209"/>
+                    </a:xfrm>
+                    <a:prstGeom prst="rect">
+                      <a:avLst/>
+                    </a:prstGeom>
+                  </pic:spPr>
+                </pic:pic>
+              </a:graphicData>
+            </a:graphic>
+          </wp:inline>
+        </w:drawing>
+      </w:r>
+    </w:p>
+    <w:p>
+      <w:pPr>
+        <w:jc w:val="both"/>
+        <w:rPr>
+          <w:rFonts w:ascii="Times New Roman" w:hAnsi="Times New Roman" w:cs="Times New Roman"/>
+          <w:b/>
+          <w:bCs/>
+          <w:sz w:val="32"/>
+          <w:szCs w:val="32"/>
+        </w:rPr>
+      </w:pPr>
+      <w:r>
+        <w:rPr>
+          <w:rFonts w:ascii="Times New Roman" w:hAnsi="Times New Roman" w:cs="Times New Roman"/>
+          <w:b/>
+          <w:bCs/>
+          <w:sz w:val="32"/>
+          <w:szCs w:val="32"/>
+        </w:rPr>
+        <w:lastRenderedPageBreak/>
+        <w:t xml:space="preserve">Flow Chart of </w:t>
+      </w:r>
+      <w:proofErr w:type="gramStart"/>
       <w:r>
         <w:rPr>
           <w:rFonts w:ascii="Times New Roman" w:hAnsi="Times New Roman" w:cs="Times New Roman"/>
@@ -745,6 +1046,233 @@
         </w:rPr>
         <w:t>Dashboard:-</w:t>
       </w:r>
+      <w:proofErr w:type="gramEnd"/>
+    </w:p>
+    <w:p>
+      <w:pPr>
+        <w:rPr>
+          <w:rFonts w:ascii="Times New Roman" w:hAnsi="Times New Roman" w:cs="Times New Roman"/>
+          <w:b/>
+          <w:bCs/>
+          <w:sz w:val="32"/>
+          <w:szCs w:val="32"/>
+        </w:rPr>
+      </w:pPr>
+      <w:r>
+        <w:rPr>
+          <w:rFonts w:ascii="Times New Roman" w:hAnsi="Times New Roman" w:cs="Times New Roman"/>
+          <w:b/>
+          <w:bCs/>
+          <w:sz w:val="32"/>
+          <w:szCs w:val="32"/>
+        </w:rPr>
+        <w:br w:type="page"/>
+      </w:r>
+    </w:p>
+    <w:p>
+      <w:pPr>
+        <w:jc w:val="both"/>
+        <w:rPr>
+          <w:rFonts w:ascii="Times New Roman" w:hAnsi="Times New Roman" w:cs="Times New Roman"/>
+          <w:b/>
+          <w:bCs/>
+          <w:sz w:val="32"/>
+          <w:szCs w:val="32"/>
+        </w:rPr>
+      </w:pPr>
+      <w:r>
+        <w:rPr>
+          <w:rFonts w:ascii="Times New Roman" w:hAnsi="Times New Roman" w:cs="Times New Roman"/>
+          <w:b/>
+          <w:bCs/>
+          <w:sz w:val="32"/>
+          <w:szCs w:val="32"/>
+        </w:rPr>
+        <w:lastRenderedPageBreak/>
+        <w:t xml:space="preserve">Flow Chart of </w:t>
+      </w:r>
+      <w:proofErr w:type="spellStart"/>
+      <w:proofErr w:type="gramStart"/>
+      <w:r>
+        <w:rPr>
+          <w:rFonts w:ascii="Times New Roman" w:hAnsi="Times New Roman" w:cs="Times New Roman"/>
+          <w:b/>
+          <w:bCs/>
+          <w:sz w:val="32"/>
+          <w:szCs w:val="32"/>
+        </w:rPr>
+        <w:t>Dipro</w:t>
+      </w:r>
+      <w:proofErr w:type="spellEnd"/>
+      <w:r>
+        <w:rPr>
+          <w:rFonts w:ascii="Times New Roman" w:hAnsi="Times New Roman" w:cs="Times New Roman"/>
+          <w:b/>
+          <w:bCs/>
+          <w:sz w:val="32"/>
+          <w:szCs w:val="32"/>
+        </w:rPr>
+        <w:t>:-</w:t>
+      </w:r>
+      <w:proofErr w:type="gramEnd"/>
+    </w:p>
+    <w:p>
+      <w:pPr>
+        <w:rPr>
+          <w:rFonts w:ascii="Times New Roman" w:hAnsi="Times New Roman" w:cs="Times New Roman"/>
+          <w:b/>
+          <w:bCs/>
+          <w:sz w:val="32"/>
+          <w:szCs w:val="32"/>
+        </w:rPr>
+      </w:pPr>
+      <w:r>
+        <w:rPr>
+          <w:rFonts w:ascii="Times New Roman" w:hAnsi="Times New Roman" w:cs="Times New Roman"/>
+          <w:b/>
+          <w:bCs/>
+          <w:sz w:val="32"/>
+          <w:szCs w:val="32"/>
+        </w:rPr>
+        <w:br w:type="page"/>
+      </w:r>
+    </w:p>
+    <w:p>
+      <w:pPr>
+        <w:jc w:val="both"/>
+        <w:rPr>
+          <w:rFonts w:ascii="Times New Roman" w:hAnsi="Times New Roman" w:cs="Times New Roman"/>
+          <w:b/>
+          <w:bCs/>
+          <w:sz w:val="32"/>
+          <w:szCs w:val="32"/>
+        </w:rPr>
+      </w:pPr>
+      <w:r>
+        <w:rPr>
+          <w:rFonts w:ascii="Times New Roman" w:hAnsi="Times New Roman" w:cs="Times New Roman"/>
+          <w:b/>
+          <w:bCs/>
+          <w:sz w:val="32"/>
+          <w:szCs w:val="32"/>
+        </w:rPr>
+        <w:lastRenderedPageBreak/>
+        <w:t xml:space="preserve">Flow Chart of </w:t>
+      </w:r>
+      <w:proofErr w:type="gramStart"/>
+      <w:r>
+        <w:rPr>
+          <w:rFonts w:ascii="Times New Roman" w:hAnsi="Times New Roman" w:cs="Times New Roman"/>
+          <w:b/>
+          <w:bCs/>
+          <w:sz w:val="32"/>
+          <w:szCs w:val="32"/>
+        </w:rPr>
+        <w:t>Officers:-</w:t>
+      </w:r>
+      <w:proofErr w:type="gramEnd"/>
+    </w:p>
+    <w:p>
+      <w:pPr>
+        <w:rPr>
+          <w:rFonts w:ascii="Times New Roman" w:hAnsi="Times New Roman" w:cs="Times New Roman"/>
+          <w:b/>
+          <w:bCs/>
+          <w:sz w:val="32"/>
+          <w:szCs w:val="32"/>
+        </w:rPr>
+      </w:pPr>
+      <w:r>
+        <w:rPr>
+          <w:rFonts w:ascii="Times New Roman" w:hAnsi="Times New Roman" w:cs="Times New Roman"/>
+          <w:b/>
+          <w:bCs/>
+          <w:sz w:val="32"/>
+          <w:szCs w:val="32"/>
+        </w:rPr>
+        <w:br w:type="page"/>
+      </w:r>
+    </w:p>
+    <w:p>
+      <w:pPr>
+        <w:jc w:val="both"/>
+        <w:rPr>
+          <w:rFonts w:ascii="Times New Roman" w:hAnsi="Times New Roman" w:cs="Times New Roman"/>
+          <w:b/>
+          <w:bCs/>
+          <w:sz w:val="32"/>
+          <w:szCs w:val="32"/>
+        </w:rPr>
+      </w:pPr>
+      <w:r>
+        <w:rPr>
+          <w:rFonts w:ascii="Times New Roman" w:hAnsi="Times New Roman" w:cs="Times New Roman"/>
+          <w:b/>
+          <w:bCs/>
+          <w:sz w:val="32"/>
+          <w:szCs w:val="32"/>
+        </w:rPr>
+        <w:lastRenderedPageBreak/>
+        <w:t xml:space="preserve">Flow Chart of </w:t>
+      </w:r>
+      <w:proofErr w:type="gramStart"/>
+      <w:r>
+        <w:rPr>
+          <w:rFonts w:ascii="Times New Roman" w:hAnsi="Times New Roman" w:cs="Times New Roman"/>
+          <w:b/>
+          <w:bCs/>
+          <w:sz w:val="32"/>
+          <w:szCs w:val="32"/>
+        </w:rPr>
+        <w:t>Report:-</w:t>
+      </w:r>
+      <w:proofErr w:type="gramEnd"/>
+    </w:p>
+    <w:p>
+      <w:pPr>
+        <w:rPr>
+          <w:rFonts w:ascii="Times New Roman" w:hAnsi="Times New Roman" w:cs="Times New Roman"/>
+          <w:b/>
+          <w:bCs/>
+          <w:sz w:val="32"/>
+          <w:szCs w:val="32"/>
+        </w:rPr>
+      </w:pPr>
+      <w:r>
+        <w:rPr>
+          <w:rFonts w:ascii="Times New Roman" w:hAnsi="Times New Roman" w:cs="Times New Roman"/>
+          <w:b/>
+          <w:bCs/>
+          <w:sz w:val="32"/>
+          <w:szCs w:val="32"/>
+        </w:rPr>
+        <w:br w:type="page"/>
+      </w:r>
+    </w:p>
+    <w:p>
+      <w:pPr>
+        <w:jc w:val="both"/>
+        <w:rPr>
+          <w:rFonts w:ascii="Times New Roman" w:hAnsi="Times New Roman" w:cs="Times New Roman"/>
+          <w:b/>
+          <w:bCs/>
+          <w:sz w:val="32"/>
+          <w:szCs w:val="32"/>
+        </w:rPr>
+      </w:pPr>
+      <w:proofErr w:type="gramStart"/>
+      <w:r>
+        <w:rPr>
+          <w:rFonts w:ascii="Times New Roman" w:hAnsi="Times New Roman" w:cs="Times New Roman"/>
+          <w:b/>
+          <w:bCs/>
+          <w:sz w:val="32"/>
+          <w:szCs w:val="32"/>
+        </w:rPr>
+        <w:lastRenderedPageBreak/>
+        <w:t>Dashboard:-</w:t>
+      </w:r>
+      <w:proofErr w:type="gramEnd"/>
     </w:p>
     <w:p>
       <w:pPr>
@@ -1252,25 +1780,59 @@
     </w:p>
     <w:p>
       <w:pPr>
-        <w:jc w:val="both"/>
-        <w:rPr>
-          <w:rFonts w:ascii="Times New Roman" w:hAnsi="Times New Roman" w:cs="Times New Roman"/>
-          <w:b/>
-          <w:bCs/>
-          <w:sz w:val="32"/>
-          <w:szCs w:val="32"/>
-        </w:rPr>
-      </w:pPr>
-      <w:r>
-        <w:rPr>
-          <w:rFonts w:ascii="Times New Roman" w:hAnsi="Times New Roman" w:cs="Times New Roman"/>
-          <w:b/>
-          <w:bCs/>
-          <w:sz w:val="32"/>
-          <w:szCs w:val="32"/>
-        </w:rPr>
-        <w:t>Software &amp; Hardware Requirement:-</w:t>
-      </w:r>
+        <w:rPr>
+          <w:rFonts w:ascii="Times New Roman" w:hAnsi="Times New Roman" w:cs="Times New Roman"/>
+          <w:b/>
+          <w:bCs/>
+          <w:sz w:val="32"/>
+          <w:szCs w:val="32"/>
+        </w:rPr>
+      </w:pPr>
+      <w:r>
+        <w:rPr>
+          <w:rFonts w:ascii="Times New Roman" w:hAnsi="Times New Roman" w:cs="Times New Roman"/>
+          <w:b/>
+          <w:bCs/>
+          <w:sz w:val="32"/>
+          <w:szCs w:val="32"/>
+        </w:rPr>
+        <w:br w:type="page"/>
+      </w:r>
+    </w:p>
+    <w:p>
+      <w:pPr>
+        <w:jc w:val="both"/>
+        <w:rPr>
+          <w:rFonts w:ascii="Times New Roman" w:hAnsi="Times New Roman" w:cs="Times New Roman"/>
+          <w:b/>
+          <w:bCs/>
+          <w:sz w:val="32"/>
+          <w:szCs w:val="32"/>
+        </w:rPr>
+      </w:pPr>
+      <w:r>
+        <w:rPr>
+          <w:rFonts w:ascii="Times New Roman" w:hAnsi="Times New Roman" w:cs="Times New Roman"/>
+          <w:b/>
+          <w:bCs/>
+          <w:sz w:val="32"/>
+          <w:szCs w:val="32"/>
+        </w:rPr>
+        <w:lastRenderedPageBreak/>
+        <w:t xml:space="preserve">Software &amp; Hardware </w:t>
+      </w:r>
+      <w:proofErr w:type="gramStart"/>
+      <w:r>
+        <w:rPr>
+          <w:rFonts w:ascii="Times New Roman" w:hAnsi="Times New Roman" w:cs="Times New Roman"/>
+          <w:b/>
+          <w:bCs/>
+          <w:sz w:val="32"/>
+          <w:szCs w:val="32"/>
+        </w:rPr>
+        <w:t>Requirement:-</w:t>
+      </w:r>
+      <w:proofErr w:type="gramEnd"/>
     </w:p>
     <w:p>
       <w:pPr>
@@ -1288,6 +1850,7 @@
           <w:szCs w:val="32"/>
         </w:rPr>
       </w:pPr>
+      <w:proofErr w:type="gramStart"/>
       <w:r>
         <w:rPr>
           <w:rFonts w:ascii="Times New Roman" w:hAnsi="Times New Roman" w:cs="Times New Roman"/>
@@ -1298,6 +1861,7 @@
         </w:rPr>
         <w:t>Software:-</w:t>
       </w:r>
+      <w:proofErr w:type="gramEnd"/>
       <w:r>
         <w:rPr>
           <w:rFonts w:ascii="Times New Roman" w:hAnsi="Times New Roman" w:cs="Times New Roman"/>
@@ -1323,6 +1887,7 @@
           <w:szCs w:val="32"/>
         </w:rPr>
       </w:pPr>
+      <w:proofErr w:type="gramStart"/>
       <w:r>
         <w:rPr>
           <w:rFonts w:ascii="Times New Roman" w:hAnsi="Times New Roman" w:cs="Times New Roman"/>
@@ -1333,6 +1898,7 @@
         </w:rPr>
         <w:t>Hardware:-</w:t>
       </w:r>
+      <w:proofErr w:type="gramEnd"/>
       <w:r>
         <w:rPr>
           <w:rFonts w:ascii="Times New Roman" w:hAnsi="Times New Roman" w:cs="Times New Roman"/>
@@ -1387,8 +1953,20 @@
           <w:sz w:val="32"/>
           <w:szCs w:val="32"/>
         </w:rPr>
-        <w:t>Technology used:-</w:t>
-      </w:r>
+        <w:t xml:space="preserve">Technology </w:t>
+      </w:r>
+      <w:proofErr w:type="gramStart"/>
+      <w:r>
+        <w:rPr>
+          <w:rFonts w:ascii="Times New Roman" w:hAnsi="Times New Roman" w:cs="Times New Roman"/>
+          <w:b/>
+          <w:bCs/>
+          <w:sz w:val="32"/>
+          <w:szCs w:val="32"/>
+        </w:rPr>
+        <w:t>used:-</w:t>
+      </w:r>
+      <w:proofErr w:type="gramEnd"/>
     </w:p>
     <w:p>
       <w:pPr>
@@ -1414,8 +1992,20 @@
           <w:sz w:val="32"/>
           <w:szCs w:val="32"/>
         </w:rPr>
-        <w:t>Front End:-</w:t>
-      </w:r>
+        <w:t xml:space="preserve">Front </w:t>
+      </w:r>
+      <w:proofErr w:type="gramStart"/>
+      <w:r>
+        <w:rPr>
+          <w:rFonts w:ascii="Times New Roman" w:hAnsi="Times New Roman" w:cs="Times New Roman"/>
+          <w:b/>
+          <w:bCs/>
+          <w:sz w:val="32"/>
+          <w:szCs w:val="32"/>
+        </w:rPr>
+        <w:t>End:-</w:t>
+      </w:r>
+      <w:proofErr w:type="gramEnd"/>
       <w:r>
         <w:rPr>
           <w:rFonts w:ascii="Times New Roman" w:hAnsi="Times New Roman" w:cs="Times New Roman"/>
@@ -1493,7 +2083,18 @@
           <w:sz w:val="32"/>
           <w:szCs w:val="32"/>
         </w:rPr>
-        <w:t xml:space="preserve"> E</w:t>
+        <w:t xml:space="preserve"> </w:t>
+      </w:r>
+      <w:proofErr w:type="gramStart"/>
+      <w:r>
+        <w:rPr>
+          <w:rFonts w:ascii="Times New Roman" w:hAnsi="Times New Roman" w:cs="Times New Roman"/>
+          <w:b/>
+          <w:bCs/>
+          <w:sz w:val="32"/>
+          <w:szCs w:val="32"/>
+        </w:rPr>
+        <w:t>E</w:t>
       </w:r>
       <w:r>
         <w:rPr>
@@ -1505,6 +2106,7 @@
         </w:rPr>
         <w:t>nd:-</w:t>
       </w:r>
+      <w:proofErr w:type="gramEnd"/>
       <w:r>
         <w:rPr>
           <w:rFonts w:ascii="Times New Roman" w:hAnsi="Times New Roman" w:cs="Times New Roman"/>
@@ -1579,41 +2181,6 @@
     </w:p>
     <w:p>
       <w:pPr>
-        <w:pStyle w:val="ListParagraph"/>
-        <w:numPr>
-          <w:ilvl w:val="0"/>
-          <w:numId w:val="4"/>
-        </w:numPr>
-        <w:spacing w:line="240" w:lineRule="auto"/>
-        <w:ind w:left="0" w:firstLine="0"/>
-        <w:jc w:val="both"/>
-        <w:rPr>
-          <w:rFonts w:ascii="Times New Roman" w:hAnsi="Times New Roman" w:cs="Times New Roman"/>
-          <w:sz w:val="32"/>
-          <w:szCs w:val="32"/>
-        </w:rPr>
-      </w:pPr>
-      <w:r>
-        <w:rPr>
-          <w:rFonts w:ascii="Times New Roman" w:hAnsi="Times New Roman" w:cs="Times New Roman"/>
-          <w:b/>
-          <w:bCs/>
-          <w:sz w:val="32"/>
-          <w:szCs w:val="32"/>
-        </w:rPr>
-        <w:t>JDK:</w:t>
-      </w:r>
-      <w:r>
-        <w:rPr>
-          <w:rFonts w:ascii="Times New Roman" w:hAnsi="Times New Roman" w:cs="Times New Roman"/>
-          <w:sz w:val="32"/>
-          <w:szCs w:val="32"/>
-        </w:rPr>
-        <w:t>- 11.0.17</w:t>
-      </w:r>
-    </w:p>
-    <w:p>
-      <w:pPr>
         <w:rPr>
           <w:rFonts w:ascii="Times New Roman" w:hAnsi="Times New Roman" w:cs="Times New Roman"/>
           <w:sz w:val="32"/>
@@ -1635,6 +2202,17 @@
         <w:jc w:val="both"/>
         <w:rPr>
           <w:rFonts w:ascii="Times New Roman" w:hAnsi="Times New Roman" w:cs="Times New Roman"/>
+          <w:sz w:val="32"/>
+          <w:szCs w:val="32"/>
+        </w:rPr>
+      </w:pPr>
+    </w:p>
+    <w:p>
+      <w:pPr>
+        <w:spacing w:line="240" w:lineRule="auto"/>
+        <w:jc w:val="both"/>
+        <w:rPr>
+          <w:rFonts w:ascii="Times New Roman" w:hAnsi="Times New Roman" w:cs="Times New Roman"/>
           <w:b/>
           <w:bCs/>
           <w:sz w:val="32"/>
@@ -1736,6 +2314,8 @@
           <w:szCs w:val="32"/>
         </w:rPr>
       </w:pPr>
+      <w:bookmarkStart w:id="0" w:name="_GoBack"/>
+      <w:bookmarkEnd w:id="0"/>
     </w:p>
     <w:p>
       <w:pPr>
@@ -1827,6 +2407,7 @@
         <w:t xml:space="preserve"> id </w:t>
       </w:r>
       <w:proofErr w:type="spellStart"/>
+      <w:proofErr w:type="gramStart"/>
       <w:r>
         <w:rPr>
           <w:rFonts w:ascii="Times New Roman" w:hAnsi="Times New Roman" w:cs="Times New Roman"/>
@@ -1842,7 +2423,16 @@
           <w:sz w:val="32"/>
           <w:szCs w:val="32"/>
         </w:rPr>
-        <w:t>(255) not null primary key,</w:t>
+        <w:t>(</w:t>
+      </w:r>
+      <w:proofErr w:type="gramEnd"/>
+      <w:r>
+        <w:rPr>
+          <w:rFonts w:ascii="Times New Roman" w:hAnsi="Times New Roman" w:cs="Times New Roman"/>
+          <w:sz w:val="32"/>
+          <w:szCs w:val="32"/>
+        </w:rPr>
+        <w:t>255) not null primary key,</w:t>
       </w:r>
     </w:p>
     <w:p>
@@ -1998,7 +2588,25 @@
           <w:sz w:val="32"/>
           <w:szCs w:val="32"/>
         </w:rPr>
-        <w:t xml:space="preserve"> varchar(255) not null</w:t>
+        <w:t xml:space="preserve"> </w:t>
+      </w:r>
+      <w:proofErr w:type="gramStart"/>
+      <w:r>
+        <w:rPr>
+          <w:rFonts w:ascii="Times New Roman" w:hAnsi="Times New Roman" w:cs="Times New Roman"/>
+          <w:sz w:val="32"/>
+          <w:szCs w:val="32"/>
+        </w:rPr>
+        <w:t>varchar(</w:t>
+      </w:r>
+      <w:proofErr w:type="gramEnd"/>
+      <w:r>
+        <w:rPr>
+          <w:rFonts w:ascii="Times New Roman" w:hAnsi="Times New Roman" w:cs="Times New Roman"/>
+          <w:sz w:val="32"/>
+          <w:szCs w:val="32"/>
+        </w:rPr>
+        <w:t>255) not null</w:t>
       </w:r>
       <w:r>
         <w:rPr>
@@ -3169,6 +3777,7 @@
           <w:sz w:val="32"/>
           <w:szCs w:val="32"/>
         </w:rPr>
+        <w:lastRenderedPageBreak/>
         <w:t>Query to create table:</w:t>
       </w:r>
     </w:p>
@@ -3488,7 +4097,7 @@
         </w:tc>
         <w:tc>
           <w:tcPr>
-            <w:tcW w:w="1596" w:type="dxa"/>
+            <w:tcW w:w="1869" w:type="dxa"/>
           </w:tcPr>
           <w:p>
             <w:pPr>
@@ -3628,7 +4237,7 @@
         </w:tc>
         <w:tc>
           <w:tcPr>
-            <w:tcW w:w="1596" w:type="dxa"/>
+            <w:tcW w:w="1869" w:type="dxa"/>
           </w:tcPr>
           <w:p>
             <w:pPr>
@@ -3752,7 +4361,7 @@
         </w:tc>
         <w:tc>
           <w:tcPr>
-            <w:tcW w:w="1596" w:type="dxa"/>
+            <w:tcW w:w="1869" w:type="dxa"/>
           </w:tcPr>
           <w:p>
             <w:pPr>
@@ -3876,7 +4485,7 @@
         </w:tc>
         <w:tc>
           <w:tcPr>
-            <w:tcW w:w="1596" w:type="dxa"/>
+            <w:tcW w:w="1869" w:type="dxa"/>
           </w:tcPr>
           <w:p>
             <w:pPr>
@@ -4008,7 +4617,7 @@
         </w:tc>
         <w:tc>
           <w:tcPr>
-            <w:tcW w:w="1596" w:type="dxa"/>
+            <w:tcW w:w="1869" w:type="dxa"/>
           </w:tcPr>
           <w:p>
             <w:pPr>
@@ -4106,6 +4715,130 @@
           </w:p>
         </w:tc>
       </w:tr>
+      <w:tr>
+        <w:tc>
+          <w:tcPr>
+            <w:tcW w:w="1596" w:type="dxa"/>
+          </w:tcPr>
+          <w:p>
+            <w:pPr>
+              <w:jc w:val="both"/>
+              <w:rPr>
+                <w:rFonts w:ascii="Times New Roman" w:hAnsi="Times New Roman" w:cs="Times New Roman"/>
+                <w:sz w:val="32"/>
+                <w:szCs w:val="32"/>
+              </w:rPr>
+            </w:pPr>
+            <w:r>
+              <w:rPr>
+                <w:rFonts w:ascii="Times New Roman" w:hAnsi="Times New Roman" w:cs="Times New Roman"/>
+                <w:sz w:val="32"/>
+                <w:szCs w:val="32"/>
+              </w:rPr>
+              <w:t>status</w:t>
+            </w:r>
+          </w:p>
+        </w:tc>
+        <w:tc>
+          <w:tcPr>
+            <w:tcW w:w="1869" w:type="dxa"/>
+          </w:tcPr>
+          <w:p>
+            <w:pPr>
+              <w:jc w:val="both"/>
+              <w:rPr>
+                <w:rFonts w:ascii="Times New Roman" w:hAnsi="Times New Roman" w:cs="Times New Roman"/>
+                <w:sz w:val="32"/>
+                <w:szCs w:val="32"/>
+              </w:rPr>
+            </w:pPr>
+            <w:r>
+              <w:rPr>
+                <w:rFonts w:ascii="Times New Roman" w:hAnsi="Times New Roman" w:cs="Times New Roman"/>
+                <w:sz w:val="32"/>
+                <w:szCs w:val="32"/>
+              </w:rPr>
+              <w:t>varchar(255)</w:t>
+            </w:r>
+          </w:p>
+        </w:tc>
+        <w:tc>
+          <w:tcPr>
+            <w:tcW w:w="1596" w:type="dxa"/>
+          </w:tcPr>
+          <w:p>
+            <w:pPr>
+              <w:jc w:val="both"/>
+              <w:rPr>
+                <w:rFonts w:ascii="Times New Roman" w:hAnsi="Times New Roman" w:cs="Times New Roman"/>
+                <w:sz w:val="32"/>
+                <w:szCs w:val="32"/>
+              </w:rPr>
+            </w:pPr>
+            <w:r>
+              <w:rPr>
+                <w:rFonts w:ascii="Times New Roman" w:hAnsi="Times New Roman" w:cs="Times New Roman"/>
+                <w:sz w:val="32"/>
+                <w:szCs w:val="32"/>
+              </w:rPr>
+              <w:t xml:space="preserve">NO   </w:t>
+            </w:r>
+          </w:p>
+        </w:tc>
+        <w:tc>
+          <w:tcPr>
+            <w:tcW w:w="1596" w:type="dxa"/>
+          </w:tcPr>
+          <w:p>
+            <w:pPr>
+              <w:jc w:val="both"/>
+              <w:rPr>
+                <w:rFonts w:ascii="Times New Roman" w:hAnsi="Times New Roman" w:cs="Times New Roman"/>
+                <w:sz w:val="32"/>
+                <w:szCs w:val="32"/>
+              </w:rPr>
+            </w:pPr>
+          </w:p>
+        </w:tc>
+        <w:tc>
+          <w:tcPr>
+            <w:tcW w:w="1596" w:type="dxa"/>
+          </w:tcPr>
+          <w:p>
+            <w:pPr>
+              <w:jc w:val="both"/>
+              <w:rPr>
+                <w:rFonts w:ascii="Times New Roman" w:hAnsi="Times New Roman" w:cs="Times New Roman"/>
+                <w:sz w:val="32"/>
+                <w:szCs w:val="32"/>
+              </w:rPr>
+            </w:pPr>
+            <w:r>
+              <w:rPr>
+                <w:rFonts w:ascii="Times New Roman" w:hAnsi="Times New Roman" w:cs="Times New Roman"/>
+                <w:sz w:val="32"/>
+                <w:szCs w:val="32"/>
+              </w:rPr>
+              <w:t xml:space="preserve">NULL    </w:t>
+            </w:r>
+          </w:p>
+        </w:tc>
+        <w:tc>
+          <w:tcPr>
+            <w:tcW w:w="1596" w:type="dxa"/>
+          </w:tcPr>
+          <w:p>
+            <w:pPr>
+              <w:jc w:val="both"/>
+              <w:rPr>
+                <w:rFonts w:ascii="Times New Roman" w:hAnsi="Times New Roman" w:cs="Times New Roman"/>
+                <w:sz w:val="32"/>
+                <w:szCs w:val="32"/>
+              </w:rPr>
+            </w:pPr>
+          </w:p>
+        </w:tc>
+      </w:tr>
     </w:tbl>
     <w:p>
       <w:pPr>
@@ -4984,7 +5717,25 @@
           <w:sz w:val="32"/>
           <w:szCs w:val="32"/>
         </w:rPr>
-        <w:t>alter table dc add column status varchar(255) not null;</w:t>
+        <w:t xml:space="preserve">alter table dc add column status </w:t>
+      </w:r>
+      <w:proofErr w:type="gramStart"/>
+      <w:r>
+        <w:rPr>
+          <w:rFonts w:ascii="Times New Roman" w:hAnsi="Times New Roman" w:cs="Times New Roman"/>
+          <w:sz w:val="32"/>
+          <w:szCs w:val="32"/>
+        </w:rPr>
+        <w:t>varchar(</w:t>
+      </w:r>
+      <w:proofErr w:type="gramEnd"/>
+      <w:r>
+        <w:rPr>
+          <w:rFonts w:ascii="Times New Roman" w:hAnsi="Times New Roman" w:cs="Times New Roman"/>
+          <w:sz w:val="32"/>
+          <w:szCs w:val="32"/>
+        </w:rPr>
+        <w:t>255) not null;</w:t>
       </w:r>
     </w:p>
     <w:p>
@@ -5073,7 +5824,7 @@
         <v:path o:extrusionok="f" gradientshapeok="t" o:connecttype="rect"/>
         <o:lock v:ext="edit" aspectratio="t"/>
       </v:shapetype>
-      <v:shape id="_x0000_i1028" type="#_x0000_t75" style="width:11.4pt;height:11.4pt" o:bullet="t">
+      <v:shape id="_x0000_i1036" type="#_x0000_t75" style="width:11.4pt;height:11.4pt" o:bullet="t">
         <v:imagedata r:id="rId1" o:title="msoDCF6"/>
       </v:shape>
     </w:pict>
@@ -5424,7 +6175,7 @@
         <w:rFonts w:ascii="Courier New" w:hAnsi="Courier New" w:cs="Courier New" w:hint="default"/>
       </w:rPr>
     </w:lvl>
-    <w:lvl w:ilvl="2" w:tplc="04090005" w:tentative="1">
+    <w:lvl w:ilvl="2" w:tplc="04090005">
       <w:start w:val="1"/>
       <w:numFmt w:val="bullet"/>
       <w:lvlText w:val=""/>
@@ -5436,7 +6187,7 @@
         <w:rFonts w:ascii="Wingdings" w:hAnsi="Wingdings" w:hint="default"/>
       </w:rPr>
     </w:lvl>
-    <w:lvl w:ilvl="3" w:tplc="04090001" w:tentative="1">
+    <w:lvl w:ilvl="3" w:tplc="04090001">
       <w:start w:val="1"/>
       <w:numFmt w:val="bullet"/>
       <w:lvlText w:val=""/>
@@ -5448,7 +6199,7 @@
         <w:rFonts w:ascii="Symbol" w:hAnsi="Symbol" w:hint="default"/>
       </w:rPr>
     </w:lvl>
-    <w:lvl w:ilvl="4" w:tplc="04090003" w:tentative="1">
+    <w:lvl w:ilvl="4" w:tplc="04090003">
       <w:start w:val="1"/>
       <w:numFmt w:val="bullet"/>
       <w:lvlText w:val="o"/>
